--- a/templates/documents/CONTRATOS CIVILES/CONTRATOS BAJO FIRMA PRIVADA/BIENES TRASLATIVOS/INMUEBLES/CONTRATO DE PERMUTA DE BIENES INMUEBLES.docx
+++ b/templates/documents/CONTRATOS CIVILES/CONTRATOS BAJO FIRMA PRIVADA/BIENES TRASLATIVOS/INMUEBLES/CONTRATO DE PERMUTA DE BIENES INMUEBLES.docx
@@ -4,350 +4,303 @@
   <w:body>
     <w:p>
       <w:pPr>
-        <w:jc w:val="both"/>
-        <w:rPr>
-          <w:b/>
-          <w:bCs/>
-        </w:rPr>
-      </w:pPr>
-      <w:r>
-        <w:rPr>
-          <w:b/>
-          <w:bCs/>
-        </w:rPr>
+        <w:spacing w:after="0" w:line="240" w:lineRule="auto"/>
+        <w:jc w:val="center"/>
+      </w:pPr>
+      <w:r>
         <w:t>CONTRATO DE PERMUTA DE BIENES INMUEBLES</w:t>
       </w:r>
     </w:p>
     <w:p>
       <w:pPr>
-        <w:jc w:val="both"/>
-      </w:pPr>
-      <w:r>
-        <w:rPr>
-          <w:b/>
-          <w:bCs/>
-        </w:rPr>
-        <w:t>ENTRE:</w:t>
-      </w:r>
-    </w:p>
-    <w:p>
-      <w:pPr>
-        <w:jc w:val="both"/>
-      </w:pPr>
-      <w:r>
-        <w:t xml:space="preserve">De una parte, el señor/a </w:t>
-      </w:r>
-      <w:r>
-        <w:rPr>
-          <w:b/>
-          <w:bCs/>
-        </w:rPr>
-        <w:t>[NOMBRE COMPLETO]</w:t>
-      </w:r>
-      <w:r>
-        <w:t xml:space="preserve">, dominicano, mayor de edad, estado civil [Estado Civil], titular de la Cédula de Identidad y Electoral No. [Número], domiciliado y residente en [Dirección], quien para los fines del presente contrato se denominará </w:t>
-      </w:r>
-      <w:r>
-        <w:rPr>
-          <w:b/>
-          <w:bCs/>
-        </w:rPr>
-        <w:t>EL PERMUTANTE DE LA PRIMERA PARTE</w:t>
-      </w:r>
-      <w:r>
-        <w:t>;</w:t>
-      </w:r>
-    </w:p>
-    <w:p>
-      <w:pPr>
-        <w:jc w:val="both"/>
-      </w:pPr>
-      <w:r>
-        <w:t xml:space="preserve">De la otra parte, el señor/a </w:t>
-      </w:r>
-      <w:r>
-        <w:rPr>
-          <w:b/>
-          <w:bCs/>
-        </w:rPr>
-        <w:t>[NOMBRE COMPLETO]</w:t>
-      </w:r>
-      <w:r>
-        <w:t xml:space="preserve">, dominicano, mayor de edad, estado civil [Estado Civil], titular de la Cédula de Identidad y Electoral No. [Número], domiciliado y residente en [Dirección], quien para los fines del presente contrato se denominará </w:t>
-      </w:r>
-      <w:r>
-        <w:rPr>
-          <w:b/>
-          <w:bCs/>
-        </w:rPr>
-        <w:t>EL PERMUTANTE DE LA SEGUNDA PARTE</w:t>
-      </w:r>
-      <w:r>
-        <w:t>.</w:t>
-      </w:r>
-    </w:p>
-    <w:p>
-      <w:pPr>
-        <w:jc w:val="both"/>
-      </w:pPr>
-      <w:r>
-        <w:rPr>
-          <w:b/>
-          <w:bCs/>
-        </w:rPr>
-        <w:t>LAS PARTES</w:t>
-      </w:r>
-      <w:r>
-        <w:t>, de manera libre y voluntaria, han convenido y pactado lo siguiente:</w:t>
-      </w:r>
-    </w:p>
-    <w:p>
-      <w:pPr>
-        <w:jc w:val="both"/>
-        <w:rPr>
-          <w:b/>
-          <w:bCs/>
-        </w:rPr>
-      </w:pPr>
-      <w:r>
-        <w:rPr>
-          <w:b/>
-          <w:bCs/>
-        </w:rPr>
+        <w:spacing w:after="0" w:line="240" w:lineRule="auto"/>
+        <w:jc w:val="both"/>
+      </w:pPr>
+    </w:p>
+    <w:p>
+      <w:pPr>
+        <w:spacing w:after="0" w:line="240" w:lineRule="auto"/>
+        <w:jc w:val="both"/>
+      </w:pPr>
+      <w:r>
+        <w:t>E</w:t>
+      </w:r>
+      <w:r>
+        <w:t xml:space="preserve"> </w:t>
+      </w:r>
+      <w:r>
+        <w:t>N</w:t>
+      </w:r>
+      <w:r>
+        <w:t xml:space="preserve"> </w:t>
+      </w:r>
+      <w:r>
+        <w:t>T</w:t>
+      </w:r>
+      <w:r>
+        <w:t xml:space="preserve"> </w:t>
+      </w:r>
+      <w:r>
+        <w:t>R</w:t>
+      </w:r>
+      <w:r>
+        <w:t xml:space="preserve"> </w:t>
+      </w:r>
+      <w:r>
+        <w:t>E:</w:t>
+      </w:r>
+    </w:p>
+    <w:p>
+      <w:pPr>
+        <w:spacing w:after="0" w:line="240" w:lineRule="auto"/>
+        <w:jc w:val="both"/>
+      </w:pPr>
+    </w:p>
+    <w:p>
+      <w:pPr>
+        <w:spacing w:after="0" w:line="240" w:lineRule="auto"/>
+        <w:jc w:val="both"/>
+      </w:pPr>
+      <w:r>
+        <w:t>De una parte, {{TRATAMIENTO_PERMUTANTE_A}} {{NOMBRE_PERMUTANTE_A}}, de nacionalidad {{NACIONALIDAD_PERMUTANTE_A}}, mayor de edad, estado civil {{ESTADO CIVIL_PERMUTANTE_A}}, titular de {{DOCUMENTO IDENTIDAD_PERMUTANTE_A}}, domiciliado y residente en {{DIRECCION O DOMICILIO_PERMUTANTE_A}}, quien para los fines del presente contrato se denominará EL PERMUTANTE DE LA PRIMERA PARTE;</w:t>
+      </w:r>
+    </w:p>
+    <w:p>
+      <w:pPr>
+        <w:spacing w:after="0" w:line="240" w:lineRule="auto"/>
+        <w:jc w:val="both"/>
+      </w:pPr>
+    </w:p>
+    <w:p>
+      <w:pPr>
+        <w:spacing w:after="0" w:line="240" w:lineRule="auto"/>
+        <w:jc w:val="both"/>
+      </w:pPr>
+      <w:r>
+        <w:t>De la otra parte, {{TRATAMIENTO_PERMUTANTE_B}} {{NOMBRE_PERMUTANTE_B}}, de nacionalidad {{NACIONALIDAD_PERMUTANTE_B}}, mayor de edad, estado civil {{ESTADO CIVIL_PERMUTANTE_B}}, titular de {{DOCUMENTO IDENTIDAD_PERMUTANTE_B}}, domiciliado y residente en {{DIRECCION O DOMICILIO_PERMUTANTE_B}}, quien para los fines del presente contrato se denominará EL PERMUTANTE DE LA SEGUNDA PARTE.</w:t>
+      </w:r>
+    </w:p>
+    <w:p>
+      <w:pPr>
+        <w:spacing w:after="0" w:line="240" w:lineRule="auto"/>
+        <w:jc w:val="both"/>
+      </w:pPr>
+    </w:p>
+    <w:p>
+      <w:pPr>
+        <w:spacing w:after="0" w:line="240" w:lineRule="auto"/>
+        <w:jc w:val="both"/>
+      </w:pPr>
+      <w:r>
+        <w:t>LAS PARTES, de manera libre y voluntaria, han convenido y pactado lo siguiente:</w:t>
+      </w:r>
+    </w:p>
+    <w:p>
+      <w:pPr>
+        <w:spacing w:after="0" w:line="240" w:lineRule="auto"/>
+        <w:jc w:val="center"/>
+      </w:pPr>
+    </w:p>
+    <w:p>
+      <w:pPr>
+        <w:spacing w:after="0" w:line="240" w:lineRule="auto"/>
+        <w:jc w:val="center"/>
+      </w:pPr>
+      <w:r>
         <w:t>CLÁUSULAS</w:t>
       </w:r>
     </w:p>
     <w:p>
       <w:pPr>
-        <w:jc w:val="both"/>
-      </w:pPr>
-      <w:r>
-        <w:rPr>
-          <w:b/>
-          <w:bCs/>
-        </w:rPr>
-        <w:t>PRIMERA: OBJETO DE LA PERMUTA.</w:t>
-      </w:r>
-      <w:r>
-        <w:t xml:space="preserve"> </w:t>
-      </w:r>
-      <w:r>
-        <w:rPr>
-          <w:b/>
-          <w:bCs/>
-        </w:rPr>
-        <w:t>EL PERMUTANTE DE LA PRIMERA PARTE</w:t>
-      </w:r>
-      <w:r>
-        <w:t xml:space="preserve"> transfiere, con todas las garantías de derecho, la propiedad del inmueble descrito a continuación a favor del </w:t>
-      </w:r>
-      <w:r>
-        <w:rPr>
-          <w:b/>
-          <w:bCs/>
-        </w:rPr>
-        <w:t>PERMUTANTE DE LA SEGUNDA PARTE</w:t>
-      </w:r>
-      <w:r>
-        <w:t>, quien a su vez, como contraprestación y pago, transfiere la propiedad de su inmueble a favor del primero:</w:t>
-      </w:r>
-    </w:p>
-    <w:p>
-      <w:pPr>
-        <w:numPr>
-          <w:ilvl w:val="0"/>
-          <w:numId w:val="1"/>
-        </w:numPr>
-        <w:jc w:val="both"/>
-      </w:pPr>
-      <w:r>
-        <w:rPr>
-          <w:b/>
-          <w:bCs/>
-        </w:rPr>
+        <w:spacing w:after="0" w:line="240" w:lineRule="auto"/>
+        <w:jc w:val="both"/>
+      </w:pPr>
+    </w:p>
+    <w:p>
+      <w:pPr>
+        <w:spacing w:after="0" w:line="240" w:lineRule="auto"/>
+        <w:jc w:val="both"/>
+      </w:pPr>
+      <w:r>
+        <w:t xml:space="preserve">PRIMERA: OBJETO DE LA PERMUTA. EL PERMUTANTE DE LA PRIMERA PARTE transfiere, con todas las garantías de derecho, la propiedad del inmueble descrito a continuación a favor del PERMUTANTE DE LA SEGUNDA PARTE, </w:t>
+      </w:r>
+      <w:proofErr w:type="gramStart"/>
+      <w:r>
+        <w:t>quien</w:t>
+      </w:r>
+      <w:proofErr w:type="gramEnd"/>
+      <w:r>
+        <w:t xml:space="preserve"> a su vez, como contraprestación y pago, transfiere la propiedad de su inmueble a favor del primero:</w:t>
+      </w:r>
+    </w:p>
+    <w:p>
+      <w:pPr>
+        <w:spacing w:after="0" w:line="240" w:lineRule="auto"/>
+        <w:jc w:val="both"/>
+      </w:pPr>
+    </w:p>
+    <w:p>
+      <w:pPr>
+        <w:spacing w:after="0" w:line="240" w:lineRule="auto"/>
+        <w:jc w:val="both"/>
+      </w:pPr>
+      <w:r>
         <w:t>INMUEBLE A (Propiedad de la 1era Parte):</w:t>
       </w:r>
-      <w:r>
-        <w:t xml:space="preserve"> [Descripción técnica según Certificado de Título: Matrícula, Designación Catastral, Extensión, Ubicación].</w:t>
-      </w:r>
-    </w:p>
-    <w:p>
-      <w:pPr>
-        <w:numPr>
-          <w:ilvl w:val="0"/>
-          <w:numId w:val="1"/>
-        </w:numPr>
-        <w:jc w:val="both"/>
-      </w:pPr>
-      <w:r>
-        <w:rPr>
-          <w:b/>
-          <w:bCs/>
-        </w:rPr>
+    </w:p>
+    <w:p>
+      <w:pPr>
+        <w:spacing w:after="0" w:line="240" w:lineRule="auto"/>
+        <w:jc w:val="both"/>
+      </w:pPr>
+      <w:r>
+        <w:t>{{BIEN_ENTREGADO_PARTE_A}}</w:t>
+      </w:r>
+    </w:p>
+    <w:p>
+      <w:pPr>
+        <w:spacing w:after="0" w:line="240" w:lineRule="auto"/>
+        <w:jc w:val="both"/>
+      </w:pPr>
+    </w:p>
+    <w:p>
+      <w:pPr>
+        <w:spacing w:after="0" w:line="240" w:lineRule="auto"/>
+        <w:jc w:val="both"/>
+      </w:pPr>
+      <w:r>
         <w:t>INMUEBLE B (Propiedad de la 2da Parte):</w:t>
       </w:r>
-      <w:r>
-        <w:t xml:space="preserve"> [Descripción técnica según Certificado de Título: Matrícula, Designación Catastral, Extensión, Ubicación].</w:t>
-      </w:r>
-    </w:p>
-    <w:p>
-      <w:pPr>
-        <w:jc w:val="both"/>
-      </w:pPr>
-      <w:r>
-        <w:rPr>
-          <w:b/>
-          <w:bCs/>
-        </w:rPr>
-        <w:t>SEGUNDA: VALORACIÓN Y COMPENSACIÓN (Saldos/Vueltas).</w:t>
-      </w:r>
-      <w:r>
-        <w:t xml:space="preserve"> Las partes acuerdan que los inmuebles tienen un valor equivalente de </w:t>
-      </w:r>
-      <w:r>
-        <w:rPr>
-          <w:b/>
-          <w:bCs/>
-        </w:rPr>
-        <w:t>[Monto en letras y números] (RD$)</w:t>
-      </w:r>
-      <w:r>
-        <w:t>.</w:t>
-      </w:r>
-    </w:p>
-    <w:p>
-      <w:pPr>
-        <w:jc w:val="both"/>
-      </w:pPr>
-      <w:r>
-        <w:rPr>
-          <w:i/>
-          <w:iCs/>
-        </w:rPr>
-        <w:t>Nota: Si un inmueble vale más que el otro, agregar: "EL PERMUTANTE DE LA [PRIMERA/SEGUNDA] PARTE entrega además la suma de [Monto] en calidad de saldo/compensación por la diferencia de valor".</w:t>
-      </w:r>
-    </w:p>
-    <w:p>
-      <w:pPr>
-        <w:jc w:val="both"/>
-      </w:pPr>
-      <w:r>
-        <w:rPr>
-          <w:b/>
-          <w:bCs/>
-        </w:rPr>
-        <w:t>TERCERA: ESTADO DE LOS INMUEBLES.</w:t>
-      </w:r>
-      <w:r>
-        <w:t xml:space="preserve"> Ambos permutantes declaran que los inmuebles objeto de este contrato se encuentran libres de cargas, gravámenes, hipotecas, anotaciones de embargo o procesos judiciales de acuerdo con las Certificaciones de Estado Jurídico que se anexan al presente contrato.</w:t>
-      </w:r>
-    </w:p>
-    <w:p>
-      <w:pPr>
-        <w:jc w:val="both"/>
-      </w:pPr>
-      <w:r>
-        <w:rPr>
-          <w:b/>
-          <w:bCs/>
-        </w:rPr>
-        <w:t>CUARTA: CUMPLIMIENTO LEY 155-17 (Lavado de Activos).</w:t>
-      </w:r>
-      <w:r>
-        <w:t xml:space="preserve"> Las partes declaran bajo la fe del juramento que los inmuebles permutados, así como cualquier suma </w:t>
+    </w:p>
+    <w:p>
+      <w:pPr>
+        <w:spacing w:after="0" w:line="240" w:lineRule="auto"/>
+        <w:jc w:val="both"/>
+      </w:pPr>
+      <w:r>
+        <w:t>{{BIEN_ENTREGADO_PARTE_B}}</w:t>
+      </w:r>
+    </w:p>
+    <w:p>
+      <w:pPr>
+        <w:spacing w:after="0" w:line="240" w:lineRule="auto"/>
+        <w:jc w:val="both"/>
+      </w:pPr>
+    </w:p>
+    <w:p>
+      <w:pPr>
+        <w:spacing w:after="0" w:line="240" w:lineRule="auto"/>
+        <w:jc w:val="both"/>
+      </w:pPr>
+      <w:r>
+        <w:t>SEGUNDA: VALORACIÓN Y COMPENSACIÓN. Las partes otorgan a los inmuebles permutados los siguientes valores: al Inmueble A la suma de {{VALOR_BIEN_A}}; y al Inmueble B la suma de {{VALOR_BIEN_B}}.</w:t>
+      </w:r>
+    </w:p>
+    <w:p>
+      <w:pPr>
+        <w:spacing w:after="0" w:line="240" w:lineRule="auto"/>
+        <w:jc w:val="both"/>
+      </w:pPr>
+      <w:r>
+        <w:t>(Si aplica ribete: Se hace constar que {{QUIEN_PAGA_RIBETE}} paga en este acto la suma de {{MONTO_RIBETE}} por concepto de diferencia de valor).</w:t>
+      </w:r>
+    </w:p>
+    <w:p>
+      <w:pPr>
+        <w:spacing w:after="0" w:line="240" w:lineRule="auto"/>
+        <w:jc w:val="both"/>
+      </w:pPr>
+    </w:p>
+    <w:p>
+      <w:pPr>
+        <w:spacing w:after="0" w:line="240" w:lineRule="auto"/>
+        <w:jc w:val="both"/>
+      </w:pPr>
+      <w:r>
+        <w:t>TERCERA: GARANTÍAS Y CARGAS. Ambas partes declaran, bajo la fe del juramento, que los inmuebles objeto del presente contrato se encuentran libres de cargas, gravámenes, hipotecas, anotaciones de embargo o procesos judiciales de acuerdo con las Certificaciones de Estado Jurídico que se anexan al presente contrato.</w:t>
+      </w:r>
+    </w:p>
+    <w:p>
+      <w:pPr>
+        <w:spacing w:after="0" w:line="240" w:lineRule="auto"/>
+        <w:jc w:val="both"/>
+      </w:pPr>
+    </w:p>
+    <w:p>
+      <w:pPr>
+        <w:spacing w:after="0" w:line="240" w:lineRule="auto"/>
+        <w:jc w:val="both"/>
+      </w:pPr>
+      <w:r>
+        <w:t>CUARTA: CUMPLIMIENTO LEY 155-17 (Lavado de Activos). Las partes declaran bajo la fe del juramento que los inmuebles permutados, así como cualquier suma de dinero pagada como compensación, provienen de actividades lícitas y cumplen con los umbrales de efectivo permitidos por la ley dominicana para transacciones inmobiliarias.</w:t>
+      </w:r>
+    </w:p>
+    <w:p>
+      <w:pPr>
+        <w:spacing w:after="0" w:line="240" w:lineRule="auto"/>
+        <w:jc w:val="both"/>
+      </w:pPr>
+    </w:p>
+    <w:p>
+      <w:pPr>
+        <w:spacing w:after="0" w:line="240" w:lineRule="auto"/>
+        <w:jc w:val="both"/>
+      </w:pPr>
+      <w:r>
+        <w:t>QUINTA: TRASPASO Y GASTOS. Las partes se obligan a suscribir cualquier documento adicional necesario para formalizar el traspaso por ante la Jurisdicción Inmobiliaria. Los impuestos de transferencia y gastos de registro serán cubiertos por {{PAGO_DE_GASTOS_PERMUTA}}.</w:t>
+      </w:r>
+    </w:p>
+    <w:p>
+      <w:pPr>
+        <w:spacing w:after="0" w:line="240" w:lineRule="auto"/>
+        <w:jc w:val="both"/>
+      </w:pPr>
+    </w:p>
+    <w:p>
+      <w:pPr>
+        <w:spacing w:after="0" w:line="240" w:lineRule="auto"/>
+        <w:jc w:val="both"/>
+      </w:pPr>
+      <w:r>
+        <w:t xml:space="preserve">SEXTA: CONSENTIMIENTO CONYUGAL. (Si aplica) Los cónyuges correspondientes, {{TRATAMIENTO_CONYUGE_A}} {{NOMBRE_CONYUGE_A}} y {{TRATAMIENTO_CONYUGE_B}} {{NOMBRE_CONYUGE_B}}, firman el presente acto en </w:t>
       </w:r>
       <w:r>
         <w:lastRenderedPageBreak/>
-        <w:t>de dinero pagada como compensación, provienen de actividades lícitas y cumplen con los umbrales de efectivo permitidos por la ley dominicana para transacciones inmobiliarias.</w:t>
-      </w:r>
-    </w:p>
-    <w:p>
-      <w:pPr>
-        <w:jc w:val="both"/>
-      </w:pPr>
-      <w:r>
-        <w:rPr>
-          <w:b/>
-          <w:bCs/>
-        </w:rPr>
-        <w:t>QUINTA: TRASPASO Y GASTOS.</w:t>
-      </w:r>
-      <w:r>
-        <w:t xml:space="preserve"> Las partes se obligan a suscribir cualquier documento adicional necesario para formalizar el traspaso por ante la Jurisdicción Inmobiliaria. Los impuestos de transferencia (3% sobre el valor del inmueble de mayor valor o según determine la DGII) y gastos de registro serán cubiertos por </w:t>
-      </w:r>
-      <w:r>
-        <w:rPr>
-          <w:b/>
-          <w:bCs/>
-        </w:rPr>
-        <w:t>[Indicar si es 50/50 o cada quien su nuevo inmueble]</w:t>
-      </w:r>
-      <w:r>
-        <w:t>.</w:t>
-      </w:r>
-    </w:p>
-    <w:p>
-      <w:pPr>
-        <w:jc w:val="both"/>
-      </w:pPr>
-      <w:r>
-        <w:rPr>
-          <w:b/>
-          <w:bCs/>
-        </w:rPr>
-        <w:t>SEXTA: CONSENTIMIENTO CONYUGAL.</w:t>
-      </w:r>
-      <w:r>
-        <w:t xml:space="preserve"> (Si aplica) Los señores [Nombres de los cónyuges], en su calidad de esposos de los permutantes, firman el presente acto en señal de autorización para la enajenación de los bienes, conforme a las disposiciones del Código Civil.</w:t>
-      </w:r>
-    </w:p>
-    <w:p>
-      <w:pPr>
-        <w:jc w:val="both"/>
-      </w:pPr>
-      <w:r>
-        <w:rPr>
-          <w:b/>
-          <w:bCs/>
-        </w:rPr>
-        <w:t>SÉPTIMA: ELECCIÓN DE DOMICILIO.</w:t>
-      </w:r>
-      <w:r>
-        <w:t xml:space="preserve"> Para la ejecución del presente contrato, las partes eligen domicilio en sus respectivas residencias arriba mencionadas.</w:t>
-      </w:r>
-    </w:p>
-    <w:p>
-      <w:pPr>
-        <w:jc w:val="both"/>
-      </w:pPr>
-      <w:r>
-        <w:pict w14:anchorId="4FF2CF49">
-          <v:rect id="_x0000_i1031" style="width:0;height:1.5pt" o:hralign="center" o:hrstd="t" o:hr="t" fillcolor="#a0a0a0" stroked="f"/>
-        </w:pict>
-      </w:r>
-    </w:p>
-    <w:p>
-      <w:pPr>
-        <w:jc w:val="both"/>
-      </w:pPr>
-      <w:r>
-        <w:rPr>
-          <w:b/>
-          <w:bCs/>
-        </w:rPr>
-        <w:t>HECHO Y FIRMADO</w:t>
-      </w:r>
-      <w:r>
-        <w:t xml:space="preserve"> de buena fe, en tres (3) originales (uno para cada parte y uno para Registro de Títulos), en la ciudad de [Ciudad], República Dominicana, a los [Día] días del mes de [Mes] del año [Año].</w:t>
-      </w:r>
-    </w:p>
-    <w:p>
-      <w:pPr>
-        <w:jc w:val="both"/>
-      </w:pPr>
+        <w:t>señal de autorización para la enajenación de los bienes, conforme a las disposiciones del Código Civil.</w:t>
+      </w:r>
+    </w:p>
+    <w:p>
+      <w:pPr>
+        <w:spacing w:after="0" w:line="240" w:lineRule="auto"/>
+        <w:jc w:val="both"/>
+      </w:pPr>
+    </w:p>
+    <w:p>
+      <w:pPr>
+        <w:spacing w:after="0" w:line="240" w:lineRule="auto"/>
+        <w:jc w:val="both"/>
+      </w:pPr>
+      <w:r>
+        <w:t>SÉPTIMA: ELECCIÓN DE DOMICILIO. Para la ejecución del presente contrato, las partes eligen domicilio en sus respectivas residencias arriba mencionadas.</w:t>
+      </w:r>
+    </w:p>
+    <w:p>
+      <w:pPr>
+        <w:spacing w:after="0" w:line="240" w:lineRule="auto"/>
+        <w:jc w:val="both"/>
+      </w:pPr>
+    </w:p>
+    <w:p>
+      <w:pPr>
+        <w:spacing w:after="0" w:line="240" w:lineRule="auto"/>
+        <w:jc w:val="both"/>
+      </w:pPr>
+      <w:r>
+        <w:t>HECHO Y FIRMADO de buena fe, en tres (3) originales (uno para cada parte y uno para Registro de Títulos), en la ciudad de {{CIUDAD_FIRMA}}, República Dominicana, a los {{DIA_TEXTO}} ({{DIA_NUMERO}}) días del mes de {{MES_TEXTO}} del año {{AÑO_TEXTO}} ({{AÑO_NUMERO}}).</w:t>
+      </w:r>
     </w:p>
     <w:sectPr>
-      <w:pgSz w:w="11906" w:h="16838"/>
+      <w:pgSz w:w="12240" w:h="20160" w:code="121"/>
       <w:pgMar w:top="1417" w:right="1701" w:bottom="1417" w:left="1701" w:header="708" w:footer="708" w:gutter="0"/>
       <w:cols w:space="708"/>
       <w:docGrid w:linePitch="360"/>
